--- a/template-work-v4.docx
+++ b/template-work-v4.docx
@@ -14,7 +14,7 @@
           <w:rFonts w:ascii="TH SarabunPSK" w:hAnsi="TH SarabunPSK"/>
           <w:noProof/>
         </w:rPr>
-        <w:object w:dxaOrig="1440" w:dyaOrig="1440" w14:anchorId="1344001E">
+        <w:object w:dxaOrig="1440" w:dyaOrig="1440" w14:anchorId="4C4C307E">
           <v:shapetype id="_x0000_t75" coordsize="21600,21600" o:spt="75" o:preferrelative="t" path="m@4@5l@4@11@9@11@9@5xe" filled="f" stroked="f">
             <v:stroke joinstyle="miter"/>
             <v:formulas>
@@ -38,7 +38,7 @@
             <v:imagedata r:id="rId7" o:title=""/>
             <w10:wrap anchorx="margin"/>
           </v:shape>
-          <o:OLEObject Type="Embed" ProgID="Photoshop.Image.8" ShapeID="_x0000_s2050" DrawAspect="Content" ObjectID="_1854096407" r:id="rId8">
+          <o:OLEObject Type="Embed" ProgID="Photoshop.Image.8" ShapeID="_x0000_s2050" DrawAspect="Content" ObjectID="_1854096194" r:id="rId8">
             <o:FieldCodes>\s</o:FieldCodes>
           </o:OLEObject>
         </w:object>
@@ -349,10 +349,10 @@
       <w:r>
         <w:rPr>
           <w:noProof/>
-          <w:position w:val="-4"/>
+          <w:position w:val="-3"/>
         </w:rPr>
         <w:drawing>
-          <wp:inline distT="0" distB="0" distL="0" distR="0" wp14:anchorId="32C52E67" wp14:editId="6E93828F">
+          <wp:inline distT="0" distB="0" distL="0" distR="0" wp14:anchorId="21ED411F" wp14:editId="4C1AB3B9">
             <wp:extent cx="192024" cy="192024"/>
             <wp:effectExtent l="0" t="0" r="0" b="0"/>
             <wp:docPr id="9001" name="chk_t_meet"/>
@@ -372,7 +372,7 @@
                         </a:ext>
                       </a:extLst>
                     </a:blip>
-                    <a:srcRect l="15078" t="3" r="10130" b="679"/>
+                    <a:srcRect l="13688" t="10749" r="12044" b="15960"/>
                     <a:stretch/>
                   </pic:blipFill>
                   <pic:spPr bwMode="auto">
@@ -426,10 +426,10 @@
       <w:r>
         <w:rPr>
           <w:noProof/>
-          <w:position w:val="-4"/>
+          <w:position w:val="-3"/>
         </w:rPr>
         <w:drawing>
-          <wp:inline distT="0" distB="0" distL="0" distR="0" wp14:anchorId="6C80944A" wp14:editId="267B986E">
+          <wp:inline distT="0" distB="0" distL="0" distR="0" wp14:anchorId="1D894ABC" wp14:editId="41F416C7">
             <wp:extent cx="192024" cy="192024"/>
             <wp:effectExtent l="0" t="0" r="0" b="0"/>
             <wp:docPr id="1" name="chk_t_meet"/>
@@ -449,7 +449,7 @@
                         </a:ext>
                       </a:extLst>
                     </a:blip>
-                    <a:srcRect l="15078" t="3" r="10130" b="679"/>
+                    <a:srcRect l="13688" t="10749" r="12044" b="15960"/>
                     <a:stretch/>
                   </pic:blipFill>
                   <pic:spPr bwMode="auto">
@@ -503,10 +503,10 @@
       <w:r>
         <w:rPr>
           <w:noProof/>
-          <w:position w:val="-4"/>
+          <w:position w:val="-3"/>
         </w:rPr>
         <w:drawing>
-          <wp:inline distT="0" distB="0" distL="0" distR="0" wp14:anchorId="2E1F4853" wp14:editId="61842B3C">
+          <wp:inline distT="0" distB="0" distL="0" distR="0" wp14:anchorId="6D2DDB2C" wp14:editId="47AC8EEE">
             <wp:extent cx="192024" cy="192024"/>
             <wp:effectExtent l="0" t="0" r="0" b="0"/>
             <wp:docPr id="2" name="chk_t_meet"/>
@@ -526,7 +526,7 @@
                         </a:ext>
                       </a:extLst>
                     </a:blip>
-                    <a:srcRect l="15078" t="3" r="10130" b="679"/>
+                    <a:srcRect l="13688" t="10749" r="12044" b="15960"/>
                     <a:stretch/>
                   </pic:blipFill>
                   <pic:spPr bwMode="auto">
@@ -871,10 +871,10 @@
       <w:r>
         <w:rPr>
           <w:noProof/>
-          <w:position w:val="-4"/>
+          <w:position w:val="-3"/>
         </w:rPr>
         <w:drawing>
-          <wp:inline distT="0" distB="0" distL="0" distR="0" wp14:anchorId="2ED08003" wp14:editId="25F9216D">
+          <wp:inline distT="0" distB="0" distL="0" distR="0" wp14:anchorId="4D677274" wp14:editId="7B6CDA66">
             <wp:extent cx="192024" cy="192024"/>
             <wp:effectExtent l="0" t="0" r="0" b="0"/>
             <wp:docPr id="3" name="chk_t_meet"/>
@@ -894,7 +894,7 @@
                         </a:ext>
                       </a:extLst>
                     </a:blip>
-                    <a:srcRect l="15078" t="3" r="10130" b="679"/>
+                    <a:srcRect l="13688" t="10749" r="12044" b="15960"/>
                     <a:stretch/>
                   </pic:blipFill>
                   <pic:spPr bwMode="auto">
@@ -963,10 +963,10 @@
       <w:r>
         <w:rPr>
           <w:noProof/>
-          <w:position w:val="-4"/>
+          <w:position w:val="-3"/>
         </w:rPr>
         <w:drawing>
-          <wp:inline distT="0" distB="0" distL="0" distR="0" wp14:anchorId="5D17CD95" wp14:editId="40FF875F">
+          <wp:inline distT="0" distB="0" distL="0" distR="0" wp14:anchorId="5D30CF82" wp14:editId="1284603E">
             <wp:extent cx="192024" cy="192024"/>
             <wp:effectExtent l="0" t="0" r="0" b="0"/>
             <wp:docPr id="4" name="chk_t_meet"/>
@@ -986,7 +986,7 @@
                         </a:ext>
                       </a:extLst>
                     </a:blip>
-                    <a:srcRect l="15078" t="3" r="10130" b="679"/>
+                    <a:srcRect l="13688" t="10749" r="12044" b="15960"/>
                     <a:stretch/>
                   </pic:blipFill>
                   <pic:spPr bwMode="auto">
@@ -1065,10 +1065,10 @@
       <w:r>
         <w:rPr>
           <w:noProof/>
-          <w:position w:val="-4"/>
+          <w:position w:val="-3"/>
         </w:rPr>
         <w:drawing>
-          <wp:inline distT="0" distB="0" distL="0" distR="0" wp14:anchorId="3EA51A09" wp14:editId="099C01D9">
+          <wp:inline distT="0" distB="0" distL="0" distR="0" wp14:anchorId="4FCE829C" wp14:editId="73E425A0">
             <wp:extent cx="192024" cy="192024"/>
             <wp:effectExtent l="0" t="0" r="0" b="0"/>
             <wp:docPr id="5" name="chk_t_meet"/>
@@ -1088,7 +1088,7 @@
                         </a:ext>
                       </a:extLst>
                     </a:blip>
-                    <a:srcRect l="15078" t="3" r="10130" b="679"/>
+                    <a:srcRect l="13688" t="10749" r="12044" b="15960"/>
                     <a:stretch/>
                   </pic:blipFill>
                   <pic:spPr bwMode="auto">
@@ -1143,10 +1143,10 @@
       <w:r>
         <w:rPr>
           <w:noProof/>
-          <w:position w:val="-4"/>
+          <w:position w:val="-3"/>
         </w:rPr>
         <w:drawing>
-          <wp:inline distT="0" distB="0" distL="0" distR="0" wp14:anchorId="4EF848FC" wp14:editId="4CCDAE14">
+          <wp:inline distT="0" distB="0" distL="0" distR="0" wp14:anchorId="1D2CEA5D" wp14:editId="7E7544FA">
             <wp:extent cx="192024" cy="192024"/>
             <wp:effectExtent l="0" t="0" r="0" b="0"/>
             <wp:docPr id="6" name="chk_t_meet"/>
@@ -1166,7 +1166,7 @@
                         </a:ext>
                       </a:extLst>
                     </a:blip>
-                    <a:srcRect l="15078" t="3" r="10130" b="679"/>
+                    <a:srcRect l="13688" t="10749" r="12044" b="15960"/>
                     <a:stretch/>
                   </pic:blipFill>
                   <pic:spPr bwMode="auto">
@@ -1231,10 +1231,10 @@
       <w:r>
         <w:rPr>
           <w:noProof/>
-          <w:position w:val="-4"/>
+          <w:position w:val="-3"/>
         </w:rPr>
         <w:drawing>
-          <wp:inline distT="0" distB="0" distL="0" distR="0" wp14:anchorId="4A528900" wp14:editId="0E3CC7E7">
+          <wp:inline distT="0" distB="0" distL="0" distR="0" wp14:anchorId="6F813CAF" wp14:editId="6CCC8E20">
             <wp:extent cx="192024" cy="192024"/>
             <wp:effectExtent l="0" t="0" r="0" b="0"/>
             <wp:docPr id="7" name="chk_t_meet"/>
@@ -1254,7 +1254,7 @@
                         </a:ext>
                       </a:extLst>
                     </a:blip>
-                    <a:srcRect l="15078" t="3" r="10130" b="679"/>
+                    <a:srcRect l="13688" t="10749" r="12044" b="15960"/>
                     <a:stretch/>
                   </pic:blipFill>
                   <pic:spPr bwMode="auto">
@@ -1314,10 +1314,10 @@
       <w:r>
         <w:rPr>
           <w:noProof/>
-          <w:position w:val="-4"/>
+          <w:position w:val="-3"/>
         </w:rPr>
         <w:drawing>
-          <wp:inline distT="0" distB="0" distL="0" distR="0" wp14:anchorId="027CF172" wp14:editId="1916796B">
+          <wp:inline distT="0" distB="0" distL="0" distR="0" wp14:anchorId="58ECD805" wp14:editId="44EDAB2C">
             <wp:extent cx="192024" cy="192024"/>
             <wp:effectExtent l="0" t="0" r="0" b="0"/>
             <wp:docPr id="8" name="chk_t_meet"/>
@@ -1337,7 +1337,7 @@
                         </a:ext>
                       </a:extLst>
                     </a:blip>
-                    <a:srcRect l="15078" t="3" r="10130" b="679"/>
+                    <a:srcRect l="13688" t="10749" r="12044" b="15960"/>
                     <a:stretch/>
                   </pic:blipFill>
                   <pic:spPr bwMode="auto">
@@ -1406,10 +1406,10 @@
       <w:r>
         <w:rPr>
           <w:noProof/>
-          <w:position w:val="-4"/>
+          <w:position w:val="-3"/>
         </w:rPr>
         <w:drawing>
-          <wp:inline distT="0" distB="0" distL="0" distR="0" wp14:anchorId="3FA6B4DD" wp14:editId="28567D6D">
+          <wp:inline distT="0" distB="0" distL="0" distR="0" wp14:anchorId="07755F3E" wp14:editId="3A896B7F">
             <wp:extent cx="192024" cy="192024"/>
             <wp:effectExtent l="0" t="0" r="0" b="0"/>
             <wp:docPr id="9" name="chk_t_meet"/>
@@ -1429,7 +1429,7 @@
                         </a:ext>
                       </a:extLst>
                     </a:blip>
-                    <a:srcRect l="15078" t="3" r="10130" b="679"/>
+                    <a:srcRect l="13688" t="10749" r="12044" b="15960"/>
                     <a:stretch/>
                   </pic:blipFill>
                   <pic:spPr bwMode="auto">
